--- a/S1-CL1-Cloud-Design-Build/delivery/practice/AT3-Practice-HA-Run-Sheet.docx
+++ b/S1-CL1-Cloud-Design-Build/delivery/practice/AT3-Practice-HA-Run-Sheet.docx
@@ -114,7 +114,7 @@
           <w:i w:val="0"/>
           <w:sz w:val="21"/>
         </w:rPr>
-        <w:t>This is practice. Nothing here is marked and nothing is submitted. It is the same work the assessment will ask for, on a different system — so do it properly, because the moves are the point.</w:t>
+        <w:t>This is practice. Nothing here is assessed and nothing is submitted. It is the same work the assessment will ask for, on a different system — so do it properly, because the moves are the point.</w:t>
       </w:r>
     </w:p>
     <w:p>
